--- a/testakten/kanzlei-allgemein-alltag/12_mandatsannahme_gwg/Handelsregisterauszug_Nordstern_Aktenvermerk.docx
+++ b/testakten/kanzlei-allgemein-alltag/12_mandatsannahme_gwg/Handelsregisterauszug_Nordstern_Aktenvermerk.docx
@@ -2,89 +2,1244 @@
 <file path=word/document.xml><?xml version="1.0" encoding="utf-8"?>
 <w:document xmlns:wpc="http://schemas.microsoft.com/office/word/2010/wordprocessingCanvas" xmlns:mo="http://schemas.microsoft.com/office/mac/office/2008/main" xmlns:mc="http://schemas.openxmlformats.org/markup-compatibility/2006" xmlns:mv="urn:schemas-microsoft-com:mac:vml" xmlns:o="urn:schemas-microsoft-com:office:office" xmlns:r="http://schemas.openxmlformats.org/officeDocument/2006/relationships" xmlns:m="http://schemas.openxmlformats.org/officeDocument/2006/math" xmlns:v="urn:schemas-microsoft-com:vml" xmlns:wp14="http://schemas.microsoft.com/office/word/2010/wordprocessingDrawing" xmlns:wp="http://schemas.openxmlformats.org/drawingml/2006/wordprocessingDrawing" xmlns:w10="urn:schemas-microsoft-com:office:word" xmlns:w="http://schemas.openxmlformats.org/wordprocessingml/2006/main" xmlns:w14="http://schemas.microsoft.com/office/word/2010/wordml" xmlns:wpg="http://schemas.microsoft.com/office/word/2010/wordprocessingGroup" xmlns:wpi="http://schemas.microsoft.com/office/word/2010/wordprocessingInk" xmlns:wne="http://schemas.microsoft.com/office/word/2006/wordml" xmlns:wps="http://schemas.microsoft.com/office/word/2010/wordprocessingShape" mc:Ignorable="w14 wp14">
   <w:body>
+    <w:tbl>
+      <w:tblPr>
+        <w:tblW w:type="auto" w:w="0"/>
+        <w:tblLayout w:type="fixed"/>
+        <w:tblLook w:firstColumn="1" w:firstRow="1" w:lastColumn="0" w:lastRow="0" w:noHBand="0" w:noVBand="1" w:val="04A0"/>
+      </w:tblPr>
+      <w:tblGrid>
+        <w:gridCol w:w="6520"/>
+        <w:gridCol w:w="2948"/>
+      </w:tblGrid>
+      <w:tr>
+        <w:tc>
+          <w:tcPr>
+            <w:tcW w:type="dxa" w:w="4790"/>
+            <w:tcMar>
+              <w:top w:w="0" w:type="dxa"/>
+              <w:start w:w="0" w:type="dxa"/>
+              <w:bottom w:w="80" w:type="dxa"/>
+              <w:end w:w="80" w:type="dxa"/>
+            </w:tcMar>
+          </w:tcPr>
+          <w:p>
+            <w:pPr>
+              <w:spacing w:after="20"/>
+            </w:pPr>
+            <w:r>
+              <w:rPr>
+                <w:b/>
+                <w:color w:val="17324D"/>
+                <w:sz w:val="24"/>
+              </w:rPr>
+              <w:t>AMTSGERICHT CHARLOTTENBURG</w:t>
+            </w:r>
+          </w:p>
+          <w:p>
+            <w:pPr>
+              <w:spacing w:after="0"/>
+            </w:pPr>
+            <w:r>
+              <w:rPr>
+                <w:color w:val="59636B"/>
+                <w:sz w:val="16"/>
+              </w:rPr>
+              <w:t>Registergericht · Amtsgerichtsplatz 1 · 14057 Berlin · Telefon 030 90177 0</w:t>
+            </w:r>
+          </w:p>
+          <w:p>
+            <w:pPr>
+              <w:spacing w:after="0"/>
+            </w:pPr>
+            <w:r>
+              <w:rPr>
+                <w:color w:val="59636B"/>
+                <w:sz w:val="16"/>
+              </w:rPr>
+              <w:t>Abrufstelle Handelsregister · elektronischer Registerauszug</w:t>
+            </w:r>
+          </w:p>
+        </w:tc>
+        <w:tc>
+          <w:tcPr>
+            <w:tcW w:type="dxa" w:w="4790"/>
+            <w:tcMar>
+              <w:top w:w="0" w:type="dxa"/>
+              <w:start w:w="80" w:type="dxa"/>
+              <w:bottom w:w="80" w:type="dxa"/>
+              <w:end w:w="0" w:type="dxa"/>
+            </w:tcMar>
+          </w:tcPr>
+          <w:p>
+            <w:pPr>
+              <w:jc w:val="right"/>
+            </w:pPr>
+            <w:r>
+              <w:rPr>
+                <w:b/>
+                <w:color w:val="2E668B"/>
+                <w:sz w:val="18"/>
+              </w:rPr>
+              <w:t>AKTUELLER AUSDRUCK</w:t>
+            </w:r>
+          </w:p>
+        </w:tc>
+      </w:tr>
+    </w:tbl>
+    <w:p>
+      <w:pPr>
+        <w:spacing w:after="160"/>
+        <w:pBdr>
+          <w:bottom w:val="single" w:sz="10" w:space="1" w:color="2E668B"/>
+        </w:pBdr>
+      </w:pPr>
+    </w:p>
+    <w:p>
+      <w:pPr>
+        <w:pStyle w:val="Title"/>
+      </w:pPr>
+      <w:r>
+        <w:t>Handelsregister · Abteilung B</w:t>
+      </w:r>
+    </w:p>
+    <w:p>
+      <w:pPr>
+        <w:spacing w:after="180"/>
+      </w:pPr>
+      <w:r>
+        <w:rPr>
+          <w:b/>
+          <w:color w:val="2E668B"/>
+        </w:rPr>
+        <w:t>Nordstern Projekt UG (haftungsbeschränkt)</w:t>
+      </w:r>
+    </w:p>
+    <w:tbl>
+      <w:tblPr>
+        <w:tblW w:type="auto" w:w="0"/>
+        <w:tblLayout w:type="fixed"/>
+        <w:tblLook w:firstColumn="1" w:firstRow="1" w:lastColumn="0" w:lastRow="0" w:noHBand="0" w:noVBand="1" w:val="04A0"/>
+      </w:tblPr>
+      <w:tblGrid>
+        <w:gridCol w:w="2268"/>
+        <w:gridCol w:w="7200"/>
+      </w:tblGrid>
+      <w:tr>
+        <w:tc>
+          <w:tcPr>
+            <w:tcW w:type="dxa" w:w="2268"/>
+            <w:shd w:fill="EAF1F5"/>
+            <w:tcMar>
+              <w:top w:w="90" w:type="dxa"/>
+              <w:start w:w="90" w:type="dxa"/>
+              <w:bottom w:w="90" w:type="dxa"/>
+              <w:end w:w="90" w:type="dxa"/>
+            </w:tcMar>
+            <w:vAlign w:val="center"/>
+          </w:tcPr>
+          <w:p>
+            <w:pPr>
+              <w:spacing w:after="0"/>
+            </w:pPr>
+            <w:r>
+              <w:rPr>
+                <w:b/>
+                <w:sz w:val="18"/>
+              </w:rPr>
+              <w:t>Abruf</w:t>
+            </w:r>
+          </w:p>
+        </w:tc>
+        <w:tc>
+          <w:tcPr>
+            <w:tcW w:type="dxa" w:w="7200"/>
+            <w:tcMar>
+              <w:top w:w="90" w:type="dxa"/>
+              <w:start w:w="90" w:type="dxa"/>
+              <w:bottom w:w="90" w:type="dxa"/>
+              <w:end w:w="90" w:type="dxa"/>
+            </w:tcMar>
+            <w:vAlign w:val="center"/>
+          </w:tcPr>
+          <w:p>
+            <w:pPr>
+              <w:spacing w:after="0"/>
+            </w:pPr>
+            <w:r>
+              <w:rPr>
+                <w:sz w:val="18"/>
+              </w:rPr>
+              <w:t>20. Mai 2026, 13:06 Uhr</w:t>
+            </w:r>
+          </w:p>
+        </w:tc>
+      </w:tr>
+      <w:tr>
+        <w:tc>
+          <w:tcPr>
+            <w:tcW w:type="dxa" w:w="2268"/>
+            <w:shd w:fill="EAF1F5"/>
+            <w:tcMar>
+              <w:top w:w="90" w:type="dxa"/>
+              <w:start w:w="90" w:type="dxa"/>
+              <w:bottom w:w="90" w:type="dxa"/>
+              <w:end w:w="90" w:type="dxa"/>
+            </w:tcMar>
+            <w:vAlign w:val="center"/>
+          </w:tcPr>
+          <w:p>
+            <w:pPr>
+              <w:spacing w:after="0"/>
+            </w:pPr>
+            <w:r>
+              <w:rPr>
+                <w:b/>
+                <w:sz w:val="18"/>
+              </w:rPr>
+              <w:t>Registerblatt</w:t>
+            </w:r>
+          </w:p>
+        </w:tc>
+        <w:tc>
+          <w:tcPr>
+            <w:tcW w:type="dxa" w:w="7200"/>
+            <w:tcMar>
+              <w:top w:w="90" w:type="dxa"/>
+              <w:start w:w="90" w:type="dxa"/>
+              <w:bottom w:w="90" w:type="dxa"/>
+              <w:end w:w="90" w:type="dxa"/>
+            </w:tcMar>
+            <w:vAlign w:val="center"/>
+          </w:tcPr>
+          <w:p>
+            <w:pPr>
+              <w:spacing w:after="0"/>
+            </w:pPr>
+            <w:r>
+              <w:rPr>
+                <w:sz w:val="18"/>
+              </w:rPr>
+              <w:t>HRB 998877 B</w:t>
+            </w:r>
+          </w:p>
+        </w:tc>
+      </w:tr>
+      <w:tr>
+        <w:tc>
+          <w:tcPr>
+            <w:tcW w:type="dxa" w:w="2268"/>
+            <w:shd w:fill="EAF1F5"/>
+            <w:tcMar>
+              <w:top w:w="90" w:type="dxa"/>
+              <w:start w:w="90" w:type="dxa"/>
+              <w:bottom w:w="90" w:type="dxa"/>
+              <w:end w:w="90" w:type="dxa"/>
+            </w:tcMar>
+            <w:vAlign w:val="center"/>
+          </w:tcPr>
+          <w:p>
+            <w:pPr>
+              <w:spacing w:after="0"/>
+            </w:pPr>
+            <w:r>
+              <w:rPr>
+                <w:b/>
+                <w:sz w:val="18"/>
+              </w:rPr>
+              <w:t>Sitz</w:t>
+            </w:r>
+          </w:p>
+        </w:tc>
+        <w:tc>
+          <w:tcPr>
+            <w:tcW w:type="dxa" w:w="7200"/>
+            <w:tcMar>
+              <w:top w:w="90" w:type="dxa"/>
+              <w:start w:w="90" w:type="dxa"/>
+              <w:bottom w:w="90" w:type="dxa"/>
+              <w:end w:w="90" w:type="dxa"/>
+            </w:tcMar>
+            <w:vAlign w:val="center"/>
+          </w:tcPr>
+          <w:p>
+            <w:pPr>
+              <w:spacing w:after="0"/>
+            </w:pPr>
+            <w:r>
+              <w:rPr>
+                <w:sz w:val="18"/>
+              </w:rPr>
+              <w:t>Berlin</w:t>
+            </w:r>
+          </w:p>
+        </w:tc>
+      </w:tr>
+      <w:tr>
+        <w:tc>
+          <w:tcPr>
+            <w:tcW w:type="dxa" w:w="2268"/>
+            <w:shd w:fill="EAF1F5"/>
+            <w:tcMar>
+              <w:top w:w="90" w:type="dxa"/>
+              <w:start w:w="90" w:type="dxa"/>
+              <w:bottom w:w="90" w:type="dxa"/>
+              <w:end w:w="90" w:type="dxa"/>
+            </w:tcMar>
+            <w:vAlign w:val="center"/>
+          </w:tcPr>
+          <w:p>
+            <w:pPr>
+              <w:spacing w:after="0"/>
+            </w:pPr>
+            <w:r>
+              <w:rPr>
+                <w:b/>
+                <w:sz w:val="18"/>
+              </w:rPr>
+              <w:t>Geschäftsanschrift</w:t>
+            </w:r>
+          </w:p>
+        </w:tc>
+        <w:tc>
+          <w:tcPr>
+            <w:tcW w:type="dxa" w:w="7200"/>
+            <w:tcMar>
+              <w:top w:w="90" w:type="dxa"/>
+              <w:start w:w="90" w:type="dxa"/>
+              <w:bottom w:w="90" w:type="dxa"/>
+              <w:end w:w="90" w:type="dxa"/>
+            </w:tcMar>
+            <w:vAlign w:val="center"/>
+          </w:tcPr>
+          <w:p>
+            <w:pPr>
+              <w:spacing w:after="0"/>
+            </w:pPr>
+            <w:r>
+              <w:rPr>
+                <w:sz w:val="18"/>
+              </w:rPr>
+              <w:t>Invalidenstraße 77, 10557 Berlin</w:t>
+            </w:r>
+          </w:p>
+        </w:tc>
+      </w:tr>
+      <w:tr>
+        <w:tc>
+          <w:tcPr>
+            <w:tcW w:type="dxa" w:w="2268"/>
+            <w:shd w:fill="EAF1F5"/>
+            <w:tcMar>
+              <w:top w:w="90" w:type="dxa"/>
+              <w:start w:w="90" w:type="dxa"/>
+              <w:bottom w:w="90" w:type="dxa"/>
+              <w:end w:w="90" w:type="dxa"/>
+            </w:tcMar>
+            <w:vAlign w:val="center"/>
+          </w:tcPr>
+          <w:p>
+            <w:pPr>
+              <w:spacing w:after="0"/>
+            </w:pPr>
+            <w:r>
+              <w:rPr>
+                <w:b/>
+                <w:sz w:val="18"/>
+              </w:rPr>
+              <w:t>Status</w:t>
+            </w:r>
+          </w:p>
+        </w:tc>
+        <w:tc>
+          <w:tcPr>
+            <w:tcW w:type="dxa" w:w="7200"/>
+            <w:tcMar>
+              <w:top w:w="90" w:type="dxa"/>
+              <w:start w:w="90" w:type="dxa"/>
+              <w:bottom w:w="90" w:type="dxa"/>
+              <w:end w:w="90" w:type="dxa"/>
+            </w:tcMar>
+            <w:vAlign w:val="center"/>
+          </w:tcPr>
+          <w:p>
+            <w:pPr>
+              <w:spacing w:after="0"/>
+            </w:pPr>
+            <w:r>
+              <w:rPr>
+                <w:sz w:val="18"/>
+              </w:rPr>
+              <w:t>Aktiv</w:t>
+            </w:r>
+          </w:p>
+        </w:tc>
+      </w:tr>
+    </w:tbl>
+    <w:p>
+      <w:pPr>
+        <w:spacing w:after="20"/>
+      </w:pPr>
+    </w:p>
     <w:p>
       <w:pPr>
         <w:pStyle w:val="Heading1"/>
       </w:pPr>
       <w:r>
-        <w:rPr>
-          <w:rFonts w:ascii="Times New Roman" w:hAnsi="Times New Roman"/>
-        </w:rPr>
-        <w:t>Handelsregisterauszug Nordstern — Aktenvermerk</w:t>
+        <w:t>1. Firma und allgemeine Angaben</w:t>
+      </w:r>
+    </w:p>
+    <w:tbl>
+      <w:tblPr>
+        <w:tblStyle w:val="TableGrid"/>
+        <w:tblW w:type="auto" w:w="0"/>
+        <w:tblLayout w:type="fixed"/>
+        <w:tblLook w:firstColumn="1" w:firstRow="1" w:lastColumn="0" w:lastRow="0" w:noHBand="0" w:noVBand="1" w:val="04A0"/>
+      </w:tblPr>
+      <w:tblGrid>
+        <w:gridCol w:w="1247"/>
+        <w:gridCol w:w="8391"/>
+      </w:tblGrid>
+      <w:tr>
+        <w:tc>
+          <w:tcPr>
+            <w:tcW w:type="dxa" w:w="4790"/>
+            <w:shd w:fill="17324D"/>
+            <w:tcMar>
+              <w:top w:w="90" w:type="dxa"/>
+              <w:start w:w="90" w:type="dxa"/>
+              <w:bottom w:w="90" w:type="dxa"/>
+              <w:end w:w="90" w:type="dxa"/>
+            </w:tcMar>
+          </w:tcPr>
+          <w:p>
+            <w:r>
+              <w:rPr>
+                <w:b/>
+                <w:color w:val="FFFFFF"/>
+                <w:sz w:val="17"/>
+              </w:rPr>
+              <w:t>Lfd. Nr.</w:t>
+            </w:r>
+          </w:p>
+        </w:tc>
+        <w:tc>
+          <w:tcPr>
+            <w:tcW w:type="dxa" w:w="4790"/>
+            <w:shd w:fill="17324D"/>
+            <w:tcMar>
+              <w:top w:w="90" w:type="dxa"/>
+              <w:start w:w="90" w:type="dxa"/>
+              <w:bottom w:w="90" w:type="dxa"/>
+              <w:end w:w="90" w:type="dxa"/>
+            </w:tcMar>
+          </w:tcPr>
+          <w:p>
+            <w:r>
+              <w:rPr>
+                <w:b/>
+                <w:color w:val="FFFFFF"/>
+                <w:sz w:val="17"/>
+              </w:rPr>
+              <w:t>Eintragung</w:t>
+            </w:r>
+          </w:p>
+        </w:tc>
+      </w:tr>
+      <w:tr>
+        <w:tc>
+          <w:tcPr>
+            <w:tcW w:type="dxa" w:w="1247"/>
+            <w:tcMar>
+              <w:top w:w="90" w:type="dxa"/>
+              <w:start w:w="90" w:type="dxa"/>
+              <w:bottom w:w="90" w:type="dxa"/>
+              <w:end w:w="90" w:type="dxa"/>
+            </w:tcMar>
+            <w:vAlign w:val="top"/>
+          </w:tcPr>
+          <w:p>
+            <w:pPr>
+              <w:spacing w:after="0"/>
+            </w:pPr>
+            <w:r>
+              <w:rPr>
+                <w:sz w:val="16"/>
+              </w:rPr>
+              <w:t>1</w:t>
+            </w:r>
+          </w:p>
+        </w:tc>
+        <w:tc>
+          <w:tcPr>
+            <w:tcW w:type="dxa" w:w="8391"/>
+            <w:tcMar>
+              <w:top w:w="90" w:type="dxa"/>
+              <w:start w:w="90" w:type="dxa"/>
+              <w:bottom w:w="90" w:type="dxa"/>
+              <w:end w:w="90" w:type="dxa"/>
+            </w:tcMar>
+            <w:vAlign w:val="top"/>
+          </w:tcPr>
+          <w:p>
+            <w:pPr>
+              <w:spacing w:after="0"/>
+            </w:pPr>
+            <w:r>
+              <w:rPr>
+                <w:sz w:val="16"/>
+              </w:rPr>
+              <w:t>Nordstern Projekt UG (haftungsbeschränkt)</w:t>
+            </w:r>
+          </w:p>
+        </w:tc>
+      </w:tr>
+      <w:tr>
+        <w:tc>
+          <w:tcPr>
+            <w:tcW w:type="dxa" w:w="1247"/>
+            <w:tcMar>
+              <w:top w:w="90" w:type="dxa"/>
+              <w:start w:w="90" w:type="dxa"/>
+              <w:bottom w:w="90" w:type="dxa"/>
+              <w:end w:w="90" w:type="dxa"/>
+            </w:tcMar>
+            <w:vAlign w:val="top"/>
+            <w:shd w:fill="F5F7F8"/>
+          </w:tcPr>
+          <w:p>
+            <w:pPr>
+              <w:spacing w:after="0"/>
+            </w:pPr>
+            <w:r>
+              <w:rPr>
+                <w:sz w:val="16"/>
+              </w:rPr>
+              <w:t>2</w:t>
+            </w:r>
+          </w:p>
+        </w:tc>
+        <w:tc>
+          <w:tcPr>
+            <w:tcW w:type="dxa" w:w="8391"/>
+            <w:tcMar>
+              <w:top w:w="90" w:type="dxa"/>
+              <w:start w:w="90" w:type="dxa"/>
+              <w:bottom w:w="90" w:type="dxa"/>
+              <w:end w:w="90" w:type="dxa"/>
+            </w:tcMar>
+            <w:vAlign w:val="top"/>
+            <w:shd w:fill="F5F7F8"/>
+          </w:tcPr>
+          <w:p>
+            <w:pPr>
+              <w:spacing w:after="0"/>
+            </w:pPr>
+            <w:r>
+              <w:rPr>
+                <w:sz w:val="16"/>
+              </w:rPr>
+              <w:t>Sitz: Berlin</w:t>
+            </w:r>
+          </w:p>
+        </w:tc>
+      </w:tr>
+      <w:tr>
+        <w:tc>
+          <w:tcPr>
+            <w:tcW w:type="dxa" w:w="1247"/>
+            <w:tcMar>
+              <w:top w:w="90" w:type="dxa"/>
+              <w:start w:w="90" w:type="dxa"/>
+              <w:bottom w:w="90" w:type="dxa"/>
+              <w:end w:w="90" w:type="dxa"/>
+            </w:tcMar>
+            <w:vAlign w:val="top"/>
+          </w:tcPr>
+          <w:p>
+            <w:pPr>
+              <w:spacing w:after="0"/>
+            </w:pPr>
+            <w:r>
+              <w:rPr>
+                <w:sz w:val="16"/>
+              </w:rPr>
+              <w:t>3</w:t>
+            </w:r>
+          </w:p>
+        </w:tc>
+        <w:tc>
+          <w:tcPr>
+            <w:tcW w:type="dxa" w:w="8391"/>
+            <w:tcMar>
+              <w:top w:w="90" w:type="dxa"/>
+              <w:start w:w="90" w:type="dxa"/>
+              <w:bottom w:w="90" w:type="dxa"/>
+              <w:end w:w="90" w:type="dxa"/>
+            </w:tcMar>
+            <w:vAlign w:val="top"/>
+          </w:tcPr>
+          <w:p>
+            <w:pPr>
+              <w:spacing w:after="0"/>
+            </w:pPr>
+            <w:r>
+              <w:rPr>
+                <w:sz w:val="16"/>
+              </w:rPr>
+              <w:t>Geschäftsanschrift: Invalidenstraße 77, 10557 Berlin</w:t>
+            </w:r>
+          </w:p>
+        </w:tc>
+      </w:tr>
+      <w:tr>
+        <w:tc>
+          <w:tcPr>
+            <w:tcW w:type="dxa" w:w="1247"/>
+            <w:tcMar>
+              <w:top w:w="90" w:type="dxa"/>
+              <w:start w:w="90" w:type="dxa"/>
+              <w:bottom w:w="90" w:type="dxa"/>
+              <w:end w:w="90" w:type="dxa"/>
+            </w:tcMar>
+            <w:vAlign w:val="top"/>
+            <w:shd w:fill="F5F7F8"/>
+          </w:tcPr>
+          <w:p>
+            <w:pPr>
+              <w:spacing w:after="0"/>
+            </w:pPr>
+            <w:r>
+              <w:rPr>
+                <w:sz w:val="16"/>
+              </w:rPr>
+              <w:t>4</w:t>
+            </w:r>
+          </w:p>
+        </w:tc>
+        <w:tc>
+          <w:tcPr>
+            <w:tcW w:type="dxa" w:w="8391"/>
+            <w:tcMar>
+              <w:top w:w="90" w:type="dxa"/>
+              <w:start w:w="90" w:type="dxa"/>
+              <w:bottom w:w="90" w:type="dxa"/>
+              <w:end w:w="90" w:type="dxa"/>
+            </w:tcMar>
+            <w:vAlign w:val="top"/>
+            <w:shd w:fill="F5F7F8"/>
+          </w:tcPr>
+          <w:p>
+            <w:pPr>
+              <w:spacing w:after="0"/>
+            </w:pPr>
+            <w:r>
+              <w:rPr>
+                <w:sz w:val="16"/>
+              </w:rPr>
+              <w:t>Gegenstand: Erwerb, Entwicklung, Verwaltung und Veräußerung von Beteiligungen und Grundstücksprojektgesellschaften im eigenen Namen und auf eigene Rechnung</w:t>
+            </w:r>
+          </w:p>
+        </w:tc>
+      </w:tr>
+      <w:tr>
+        <w:tc>
+          <w:tcPr>
+            <w:tcW w:type="dxa" w:w="1247"/>
+            <w:tcMar>
+              <w:top w:w="90" w:type="dxa"/>
+              <w:start w:w="90" w:type="dxa"/>
+              <w:bottom w:w="90" w:type="dxa"/>
+              <w:end w:w="90" w:type="dxa"/>
+            </w:tcMar>
+            <w:vAlign w:val="top"/>
+          </w:tcPr>
+          <w:p>
+            <w:pPr>
+              <w:spacing w:after="0"/>
+            </w:pPr>
+            <w:r>
+              <w:rPr>
+                <w:sz w:val="16"/>
+              </w:rPr>
+              <w:t>5</w:t>
+            </w:r>
+          </w:p>
+        </w:tc>
+        <w:tc>
+          <w:tcPr>
+            <w:tcW w:type="dxa" w:w="8391"/>
+            <w:tcMar>
+              <w:top w:w="90" w:type="dxa"/>
+              <w:start w:w="90" w:type="dxa"/>
+              <w:bottom w:w="90" w:type="dxa"/>
+              <w:end w:w="90" w:type="dxa"/>
+            </w:tcMar>
+            <w:vAlign w:val="top"/>
+          </w:tcPr>
+          <w:p>
+            <w:pPr>
+              <w:spacing w:after="0"/>
+            </w:pPr>
+            <w:r>
+              <w:rPr>
+                <w:sz w:val="16"/>
+              </w:rPr>
+              <w:t>Stammkapital: 3000,00 EUR</w:t>
+            </w:r>
+          </w:p>
+        </w:tc>
+      </w:tr>
+    </w:tbl>
+    <w:p>
+      <w:pPr>
+        <w:spacing w:after="20"/>
+      </w:pPr>
+    </w:p>
+    <w:p>
+      <w:pPr>
+        <w:pStyle w:val="Heading1"/>
+      </w:pPr>
+      <w:r>
+        <w:t>2. Vertretung</w:t>
       </w:r>
     </w:p>
     <w:p>
       <w:pPr>
-        <w:jc w:val="left"/>
+        <w:widowControl/>
       </w:pPr>
       <w:r>
-        <w:t>Firma: Nordstern Projekt UG (haftungsbeschränkt)</w:t>
+        <w:t>Ist nur ein Geschäftsführer bestellt, vertritt er die Gesellschaft allein. Sind mehrere Geschäftsführer bestellt, wird die Gesellschaft durch zwei Geschäftsführer gemeinsam oder durch einen Geschäftsführer gemeinsam mit einem Prokuristen vertreten.</w:t>
+      </w:r>
+    </w:p>
+    <w:tbl>
+      <w:tblPr>
+        <w:tblStyle w:val="TableGrid"/>
+        <w:tblW w:type="auto" w:w="0"/>
+        <w:tblLayout w:type="fixed"/>
+        <w:tblLook w:firstColumn="1" w:firstRow="1" w:lastColumn="0" w:lastRow="0" w:noHBand="0" w:noVBand="1" w:val="04A0"/>
+      </w:tblPr>
+      <w:tblGrid>
+        <w:gridCol w:w="2381"/>
+        <w:gridCol w:w="3572"/>
+        <w:gridCol w:w="3685"/>
+      </w:tblGrid>
+      <w:tr>
+        <w:tc>
+          <w:tcPr>
+            <w:tcW w:type="dxa" w:w="3194"/>
+            <w:shd w:fill="17324D"/>
+            <w:tcMar>
+              <w:top w:w="90" w:type="dxa"/>
+              <w:start w:w="90" w:type="dxa"/>
+              <w:bottom w:w="90" w:type="dxa"/>
+              <w:end w:w="90" w:type="dxa"/>
+            </w:tcMar>
+          </w:tcPr>
+          <w:p>
+            <w:r>
+              <w:rPr>
+                <w:b/>
+                <w:color w:val="FFFFFF"/>
+                <w:sz w:val="17"/>
+              </w:rPr>
+              <w:t>Funktion</w:t>
+            </w:r>
+          </w:p>
+        </w:tc>
+        <w:tc>
+          <w:tcPr>
+            <w:tcW w:type="dxa" w:w="3194"/>
+            <w:shd w:fill="17324D"/>
+            <w:tcMar>
+              <w:top w:w="90" w:type="dxa"/>
+              <w:start w:w="90" w:type="dxa"/>
+              <w:bottom w:w="90" w:type="dxa"/>
+              <w:end w:w="90" w:type="dxa"/>
+            </w:tcMar>
+          </w:tcPr>
+          <w:p>
+            <w:r>
+              <w:rPr>
+                <w:b/>
+                <w:color w:val="FFFFFF"/>
+                <w:sz w:val="17"/>
+              </w:rPr>
+              <w:t>Person</w:t>
+            </w:r>
+          </w:p>
+        </w:tc>
+        <w:tc>
+          <w:tcPr>
+            <w:tcW w:type="dxa" w:w="3194"/>
+            <w:shd w:fill="17324D"/>
+            <w:tcMar>
+              <w:top w:w="90" w:type="dxa"/>
+              <w:start w:w="90" w:type="dxa"/>
+              <w:bottom w:w="90" w:type="dxa"/>
+              <w:end w:w="90" w:type="dxa"/>
+            </w:tcMar>
+          </w:tcPr>
+          <w:p>
+            <w:r>
+              <w:rPr>
+                <w:b/>
+                <w:color w:val="FFFFFF"/>
+                <w:sz w:val="17"/>
+              </w:rPr>
+              <w:t>Vertretungsregel</w:t>
+            </w:r>
+          </w:p>
+        </w:tc>
+      </w:tr>
+      <w:tr>
+        <w:tc>
+          <w:tcPr>
+            <w:tcW w:type="dxa" w:w="2381"/>
+            <w:tcMar>
+              <w:top w:w="90" w:type="dxa"/>
+              <w:start w:w="90" w:type="dxa"/>
+              <w:bottom w:w="90" w:type="dxa"/>
+              <w:end w:w="90" w:type="dxa"/>
+            </w:tcMar>
+            <w:vAlign w:val="top"/>
+          </w:tcPr>
+          <w:p>
+            <w:pPr>
+              <w:spacing w:after="0"/>
+            </w:pPr>
+            <w:r>
+              <w:rPr>
+                <w:sz w:val="16"/>
+              </w:rPr>
+              <w:t>Geschäftsführer</w:t>
+            </w:r>
+          </w:p>
+        </w:tc>
+        <w:tc>
+          <w:tcPr>
+            <w:tcW w:type="dxa" w:w="3572"/>
+            <w:tcMar>
+              <w:top w:w="90" w:type="dxa"/>
+              <w:start w:w="90" w:type="dxa"/>
+              <w:bottom w:w="90" w:type="dxa"/>
+              <w:end w:w="90" w:type="dxa"/>
+            </w:tcMar>
+            <w:vAlign w:val="top"/>
+          </w:tcPr>
+          <w:p>
+            <w:pPr>
+              <w:spacing w:after="0"/>
+            </w:pPr>
+            <w:r>
+              <w:rPr>
+                <w:sz w:val="16"/>
+              </w:rPr>
+              <w:t>Jonas Merz, Berlin, geboren am 8. Februar 1981</w:t>
+            </w:r>
+          </w:p>
+        </w:tc>
+        <w:tc>
+          <w:tcPr>
+            <w:tcW w:type="dxa" w:w="3685"/>
+            <w:tcMar>
+              <w:top w:w="90" w:type="dxa"/>
+              <w:start w:w="90" w:type="dxa"/>
+              <w:bottom w:w="90" w:type="dxa"/>
+              <w:end w:w="90" w:type="dxa"/>
+            </w:tcMar>
+            <w:vAlign w:val="top"/>
+          </w:tcPr>
+          <w:p>
+            <w:pPr>
+              <w:spacing w:after="0"/>
+            </w:pPr>
+            <w:r>
+              <w:rPr>
+                <w:sz w:val="16"/>
+              </w:rPr>
+              <w:t>Einzelvertretungsberechtigt; befugt, Rechtsgeschäfte mit sich als Vertreter Dritter abzuschließen</w:t>
+            </w:r>
+          </w:p>
+        </w:tc>
+      </w:tr>
+    </w:tbl>
+    <w:p>
+      <w:pPr>
+        <w:spacing w:after="20"/>
+      </w:pPr>
+    </w:p>
+    <w:p>
+      <w:pPr>
+        <w:pStyle w:val="Heading1"/>
+      </w:pPr>
+      <w:r>
+        <w:t>3. Eintragungen</w:t>
+      </w:r>
+    </w:p>
+    <w:tbl>
+      <w:tblPr>
+        <w:tblStyle w:val="TableGrid"/>
+        <w:tblW w:type="auto" w:w="0"/>
+        <w:tblLayout w:type="fixed"/>
+        <w:tblLook w:firstColumn="1" w:firstRow="1" w:lastColumn="0" w:lastRow="0" w:noHBand="0" w:noVBand="1" w:val="04A0"/>
+      </w:tblPr>
+      <w:tblGrid>
+        <w:gridCol w:w="1134"/>
+        <w:gridCol w:w="1928"/>
+        <w:gridCol w:w="6576"/>
+      </w:tblGrid>
+      <w:tr>
+        <w:tc>
+          <w:tcPr>
+            <w:tcW w:type="dxa" w:w="3194"/>
+            <w:shd w:fill="17324D"/>
+            <w:tcMar>
+              <w:top w:w="90" w:type="dxa"/>
+              <w:start w:w="90" w:type="dxa"/>
+              <w:bottom w:w="90" w:type="dxa"/>
+              <w:end w:w="90" w:type="dxa"/>
+            </w:tcMar>
+          </w:tcPr>
+          <w:p>
+            <w:r>
+              <w:rPr>
+                <w:b/>
+                <w:color w:val="FFFFFF"/>
+                <w:sz w:val="17"/>
+              </w:rPr>
+              <w:t>Lfd. Nr.</w:t>
+            </w:r>
+          </w:p>
+        </w:tc>
+        <w:tc>
+          <w:tcPr>
+            <w:tcW w:type="dxa" w:w="3194"/>
+            <w:shd w:fill="17324D"/>
+            <w:tcMar>
+              <w:top w:w="90" w:type="dxa"/>
+              <w:start w:w="90" w:type="dxa"/>
+              <w:bottom w:w="90" w:type="dxa"/>
+              <w:end w:w="90" w:type="dxa"/>
+            </w:tcMar>
+          </w:tcPr>
+          <w:p>
+            <w:r>
+              <w:rPr>
+                <w:b/>
+                <w:color w:val="FFFFFF"/>
+                <w:sz w:val="17"/>
+              </w:rPr>
+              <w:t>Datum</w:t>
+            </w:r>
+          </w:p>
+        </w:tc>
+        <w:tc>
+          <w:tcPr>
+            <w:tcW w:type="dxa" w:w="3194"/>
+            <w:shd w:fill="17324D"/>
+            <w:tcMar>
+              <w:top w:w="90" w:type="dxa"/>
+              <w:start w:w="90" w:type="dxa"/>
+              <w:bottom w:w="90" w:type="dxa"/>
+              <w:end w:w="90" w:type="dxa"/>
+            </w:tcMar>
+          </w:tcPr>
+          <w:p>
+            <w:r>
+              <w:rPr>
+                <w:b/>
+                <w:color w:val="FFFFFF"/>
+                <w:sz w:val="17"/>
+              </w:rPr>
+              <w:t>Vorgang</w:t>
+            </w:r>
+          </w:p>
+        </w:tc>
+      </w:tr>
+      <w:tr>
+        <w:tc>
+          <w:tcPr>
+            <w:tcW w:type="dxa" w:w="1134"/>
+            <w:tcMar>
+              <w:top w:w="90" w:type="dxa"/>
+              <w:start w:w="90" w:type="dxa"/>
+              <w:bottom w:w="90" w:type="dxa"/>
+              <w:end w:w="90" w:type="dxa"/>
+            </w:tcMar>
+            <w:vAlign w:val="top"/>
+          </w:tcPr>
+          <w:p>
+            <w:pPr>
+              <w:spacing w:after="0"/>
+            </w:pPr>
+            <w:r>
+              <w:rPr>
+                <w:sz w:val="16"/>
+              </w:rPr>
+              <w:t>1</w:t>
+            </w:r>
+          </w:p>
+        </w:tc>
+        <w:tc>
+          <w:tcPr>
+            <w:tcW w:type="dxa" w:w="1928"/>
+            <w:tcMar>
+              <w:top w:w="90" w:type="dxa"/>
+              <w:start w:w="90" w:type="dxa"/>
+              <w:bottom w:w="90" w:type="dxa"/>
+              <w:end w:w="90" w:type="dxa"/>
+            </w:tcMar>
+            <w:vAlign w:val="top"/>
+          </w:tcPr>
+          <w:p>
+            <w:pPr>
+              <w:spacing w:after="0"/>
+            </w:pPr>
+            <w:r>
+              <w:rPr>
+                <w:sz w:val="16"/>
+              </w:rPr>
+              <w:t>12. November 2024</w:t>
+            </w:r>
+          </w:p>
+        </w:tc>
+        <w:tc>
+          <w:tcPr>
+            <w:tcW w:type="dxa" w:w="6576"/>
+            <w:tcMar>
+              <w:top w:w="90" w:type="dxa"/>
+              <w:start w:w="90" w:type="dxa"/>
+              <w:bottom w:w="90" w:type="dxa"/>
+              <w:end w:w="90" w:type="dxa"/>
+            </w:tcMar>
+            <w:vAlign w:val="top"/>
+          </w:tcPr>
+          <w:p>
+            <w:pPr>
+              <w:spacing w:after="0"/>
+            </w:pPr>
+            <w:r>
+              <w:rPr>
+                <w:sz w:val="16"/>
+              </w:rPr>
+              <w:t>Gesellschaftsvertrag vom 4. November 2024; Ersteintragung</w:t>
+            </w:r>
+          </w:p>
+        </w:tc>
+      </w:tr>
+      <w:tr>
+        <w:tc>
+          <w:tcPr>
+            <w:tcW w:type="dxa" w:w="1134"/>
+            <w:tcMar>
+              <w:top w:w="90" w:type="dxa"/>
+              <w:start w:w="90" w:type="dxa"/>
+              <w:bottom w:w="90" w:type="dxa"/>
+              <w:end w:w="90" w:type="dxa"/>
+            </w:tcMar>
+            <w:vAlign w:val="top"/>
+            <w:shd w:fill="F5F7F8"/>
+          </w:tcPr>
+          <w:p>
+            <w:pPr>
+              <w:spacing w:after="0"/>
+            </w:pPr>
+            <w:r>
+              <w:rPr>
+                <w:sz w:val="16"/>
+              </w:rPr>
+              <w:t>2</w:t>
+            </w:r>
+          </w:p>
+        </w:tc>
+        <w:tc>
+          <w:tcPr>
+            <w:tcW w:type="dxa" w:w="1928"/>
+            <w:tcMar>
+              <w:top w:w="90" w:type="dxa"/>
+              <w:start w:w="90" w:type="dxa"/>
+              <w:bottom w:w="90" w:type="dxa"/>
+              <w:end w:w="90" w:type="dxa"/>
+            </w:tcMar>
+            <w:vAlign w:val="top"/>
+            <w:shd w:fill="F5F7F8"/>
+          </w:tcPr>
+          <w:p>
+            <w:pPr>
+              <w:spacing w:after="0"/>
+            </w:pPr>
+            <w:r>
+              <w:rPr>
+                <w:sz w:val="16"/>
+              </w:rPr>
+              <w:t>17. Februar 2025</w:t>
+            </w:r>
+          </w:p>
+        </w:tc>
+        <w:tc>
+          <w:tcPr>
+            <w:tcW w:type="dxa" w:w="6576"/>
+            <w:tcMar>
+              <w:top w:w="90" w:type="dxa"/>
+              <w:start w:w="90" w:type="dxa"/>
+              <w:bottom w:w="90" w:type="dxa"/>
+              <w:end w:w="90" w:type="dxa"/>
+            </w:tcMar>
+            <w:vAlign w:val="top"/>
+            <w:shd w:fill="F5F7F8"/>
+          </w:tcPr>
+          <w:p>
+            <w:pPr>
+              <w:spacing w:after="0"/>
+            </w:pPr>
+            <w:r>
+              <w:rPr>
+                <w:sz w:val="16"/>
+              </w:rPr>
+              <w:t>Geschäftsanschrift geändert von Friedrichstraße 119, 10117 Berlin, in Invalidenstraße 77, 10557 Berlin</w:t>
+            </w:r>
+          </w:p>
+        </w:tc>
+      </w:tr>
+      <w:tr>
+        <w:tc>
+          <w:tcPr>
+            <w:tcW w:type="dxa" w:w="1134"/>
+            <w:tcMar>
+              <w:top w:w="90" w:type="dxa"/>
+              <w:start w:w="90" w:type="dxa"/>
+              <w:bottom w:w="90" w:type="dxa"/>
+              <w:end w:w="90" w:type="dxa"/>
+            </w:tcMar>
+            <w:vAlign w:val="top"/>
+          </w:tcPr>
+          <w:p>
+            <w:pPr>
+              <w:spacing w:after="0"/>
+            </w:pPr>
+            <w:r>
+              <w:rPr>
+                <w:sz w:val="16"/>
+              </w:rPr>
+              <w:t>3</w:t>
+            </w:r>
+          </w:p>
+        </w:tc>
+        <w:tc>
+          <w:tcPr>
+            <w:tcW w:type="dxa" w:w="1928"/>
+            <w:tcMar>
+              <w:top w:w="90" w:type="dxa"/>
+              <w:start w:w="90" w:type="dxa"/>
+              <w:bottom w:w="90" w:type="dxa"/>
+              <w:end w:w="90" w:type="dxa"/>
+            </w:tcMar>
+            <w:vAlign w:val="top"/>
+          </w:tcPr>
+          <w:p>
+            <w:pPr>
+              <w:spacing w:after="0"/>
+            </w:pPr>
+            <w:r>
+              <w:rPr>
+                <w:sz w:val="16"/>
+              </w:rPr>
+              <w:t>9. Januar 2026</w:t>
+            </w:r>
+          </w:p>
+        </w:tc>
+        <w:tc>
+          <w:tcPr>
+            <w:tcW w:type="dxa" w:w="6576"/>
+            <w:tcMar>
+              <w:top w:w="90" w:type="dxa"/>
+              <w:start w:w="90" w:type="dxa"/>
+              <w:bottom w:w="90" w:type="dxa"/>
+              <w:end w:w="90" w:type="dxa"/>
+            </w:tcMar>
+            <w:vAlign w:val="top"/>
+          </w:tcPr>
+          <w:p>
+            <w:pPr>
+              <w:spacing w:after="0"/>
+            </w:pPr>
+            <w:r>
+              <w:rPr>
+                <w:sz w:val="16"/>
+              </w:rPr>
+              <w:t>Gegenstand aufgrund Gesellschafterbeschlusses vom 18. Dezember 2025 neu gefasst</w:t>
+            </w:r>
+          </w:p>
+        </w:tc>
+      </w:tr>
+    </w:tbl>
+    <w:p>
+      <w:pPr>
+        <w:spacing w:after="20"/>
+      </w:pPr>
+    </w:p>
+    <w:p>
+      <w:pPr>
+        <w:pStyle w:val="Heading1"/>
+      </w:pPr>
+      <w:r>
+        <w:t>4. Abrufangaben</w:t>
       </w:r>
     </w:p>
     <w:p>
       <w:pPr>
-        <w:jc w:val="left"/>
+        <w:widowControl/>
       </w:pPr>
       <w:r>
-        <w:t>Registergericht: Amtsgericht Charlottenburg</w:t>
+        <w:t>Der Ausdruck gibt den Registerinhalt zum Abrufzeitpunkt wieder. Dokumente der Registerakte, Gesellschafterliste und Bekanntmachungen sind gesondert abzurufen.</w:t>
       </w:r>
     </w:p>
     <w:p>
       <w:pPr>
-        <w:jc w:val="left"/>
+        <w:keepLines/>
+        <w:spacing w:before="120"/>
       </w:pPr>
       <w:r>
-        <w:t>Registernummer: HRB 998877 B</w:t>
-      </w:r>
-    </w:p>
-    <w:p>
-      <w:pPr>
-        <w:jc w:val="left"/>
-      </w:pPr>
-      <w:r>
-        <w:t>Sitz: Berlin</w:t>
-      </w:r>
-    </w:p>
-    <w:p>
-      <w:pPr>
-        <w:jc w:val="left"/>
-      </w:pPr>
-      <w:r>
-        <w:t>Geschäftsanschrift: Invalidenstraße 77, 10557 Berlin</w:t>
-      </w:r>
-    </w:p>
-    <w:p>
-      <w:pPr>
-        <w:jc w:val="left"/>
-      </w:pPr>
-      <w:r>
-        <w:t>Geschäftsführer: Jonas Merz, einzelvertretungsberechtigt</w:t>
-      </w:r>
-    </w:p>
-    <w:p>
-      <w:pPr>
-        <w:jc w:val="left"/>
-      </w:pPr>
-      <w:r>
-        <w:t>Status: aktiv</w:t>
-      </w:r>
-    </w:p>
-    <w:p>
-      <w:pPr>
-        <w:jc w:val="left"/>
-      </w:pPr>
-      <w:r>
-        <w:t>Dieser Aktenvermerk ersetzt keinen echten Registerabruf.</w:t>
+        <w:rPr>
+          <w:b/>
+        </w:rPr>
+        <w:t>Elektronischer Registerausdruck · Abrufkennzeichen BE-2026-0520-884193</w:t>
       </w:r>
     </w:p>
     <w:sectPr>
+      <w:footerReference w:type="default" r:id="rId9"/>
       <w:pgSz w:w="11906" w:h="16838"/>
-      <w:pgMar w:top="1417" w:right="1417" w:bottom="1417" w:left="1417" w:header="720" w:footer="720" w:gutter="0"/>
+      <w:pgMar w:top="1247" w:right="1134" w:bottom="1020" w:left="1191" w:header="397" w:footer="397" w:gutter="0"/>
       <w:cols w:space="720"/>
       <w:docGrid w:linePitch="360"/>
     </w:sectPr>
   </w:body>
 </w:document>
+</file>
+
+<file path=word/footer1.xml><?xml version="1.0" encoding="utf-8"?>
+<w:ftr xmlns:m="http://schemas.openxmlformats.org/officeDocument/2006/math" xmlns:mc="http://schemas.openxmlformats.org/markup-compatibility/2006" xmlns:mo="http://schemas.microsoft.com/office/mac/office/2008/main" xmlns:mv="urn:schemas-microsoft-com:mac:vml" xmlns:o="urn:schemas-microsoft-com:office:office" xmlns:r="http://schemas.openxmlformats.org/officeDocument/2006/relationships" xmlns:v="urn:schemas-microsoft-com:vml" xmlns:w10="urn:schemas-microsoft-com:office:word" xmlns:w14="http://schemas.microsoft.com/office/word/2010/wordml" xmlns:w="http://schemas.openxmlformats.org/wordprocessingml/2006/main" xmlns:wne="http://schemas.microsoft.com/office/word/2006/wordml" xmlns:wp14="http://schemas.microsoft.com/office/word/2010/wordprocessingDrawing" xmlns:wp="http://schemas.openxmlformats.org/drawingml/2006/wordprocessingDrawing" xmlns:wpc="http://schemas.microsoft.com/office/word/2010/wordprocessingCanvas" xmlns:wpg="http://schemas.microsoft.com/office/word/2010/wordprocessingGroup" xmlns:wpi="http://schemas.microsoft.com/office/word/2010/wordprocessingInk" xmlns:wps="http://schemas.microsoft.com/office/word/2010/wordprocessingShape" mc:Ignorable="w14 wp14">
+  <w:p>
+    <w:pPr>
+      <w:jc w:val="center"/>
+    </w:pPr>
+    <w:r>
+      <w:rPr>
+        <w:color w:val="59636B"/>
+        <w:sz w:val="16"/>
+      </w:rPr>
+      <w:t xml:space="preserve">AMTSGERICHT CHARLOTTENBURG · HRB 998877 B · Seite </w:t>
+    </w:r>
+    <w:r>
+      <w:fldChar w:fldCharType="begin"/>
+      <w:instrText xml:space="preserve"> PAGE </w:instrText>
+      <w:fldChar w:fldCharType="separate"/>
+      <w:t>1</w:t>
+      <w:fldChar w:fldCharType="end"/>
+    </w:r>
+  </w:p>
+</w:ftr>
 </file>
 
 <file path=word/numbering.xml><?xml version="1.0" encoding="utf-8"?>
@@ -450,9 +1605,13 @@
     <w:name w:val="Normal"/>
     <w:qFormat/>
     <w:rsid w:val="00FC693F"/>
+    <w:pPr>
+      <w:spacing w:after="100" w:line="269" w:lineRule="auto"/>
+    </w:pPr>
     <w:rPr>
-      <w:rFonts w:ascii="Times New Roman" w:hAnsi="Times New Roman"/>
-      <w:sz w:val="22"/>
+      <w:rFonts w:ascii="Arial" w:hAnsi="Arial"/>
+      <w:color w:val="20262B"/>
+      <w:sz w:val="20"/>
     </w:rPr>
   </w:style>
   <w:style w:type="paragraph" w:styleId="Header">
@@ -510,14 +1669,15 @@
     <w:pPr>
       <w:keepNext/>
       <w:keepLines/>
-      <w:spacing w:before="480" w:after="0"/>
+      <w:spacing w:before="200" w:after="100"/>
       <w:outlineLvl w:val="0"/>
     </w:pPr>
     <w:rPr>
-      <w:rFonts w:asciiTheme="majorHAnsi" w:eastAsiaTheme="majorEastAsia" w:hAnsiTheme="majorHAnsi" w:cstheme="majorBidi" w:ascii="Times New Roman" w:hAnsi="Times New Roman"/>
+      <w:rFonts w:asciiTheme="majorHAnsi" w:eastAsiaTheme="majorEastAsia" w:hAnsiTheme="majorHAnsi" w:cstheme="majorBidi" w:ascii="Arial" w:hAnsi="Arial"/>
       <w:b/>
       <w:bCs/>
-      <w:sz w:val="28"/>
+      <w:color w:val="17324D"/>
+      <w:sz w:val="26"/>
       <w:szCs w:val="28"/>
     </w:rPr>
   </w:style>
@@ -533,14 +1693,15 @@
     <w:pPr>
       <w:keepNext/>
       <w:keepLines/>
-      <w:spacing w:before="200" w:after="0"/>
+      <w:spacing w:before="200" w:after="100"/>
       <w:outlineLvl w:val="1"/>
     </w:pPr>
     <w:rPr>
-      <w:rFonts w:asciiTheme="majorHAnsi" w:eastAsiaTheme="majorEastAsia" w:hAnsiTheme="majorHAnsi" w:cstheme="majorBidi" w:ascii="Times New Roman" w:hAnsi="Times New Roman"/>
+      <w:rFonts w:asciiTheme="majorHAnsi" w:eastAsiaTheme="majorEastAsia" w:hAnsiTheme="majorHAnsi" w:cstheme="majorBidi" w:ascii="Arial" w:hAnsi="Arial"/>
       <w:b/>
       <w:bCs/>
-      <w:sz w:val="24"/>
+      <w:color w:val="2E668B"/>
+      <w:sz w:val="22"/>
       <w:szCs w:val="26"/>
     </w:rPr>
   </w:style>
@@ -560,10 +1721,10 @@
       <w:outlineLvl w:val="2"/>
     </w:pPr>
     <w:rPr>
-      <w:rFonts w:asciiTheme="majorHAnsi" w:eastAsiaTheme="majorEastAsia" w:hAnsiTheme="majorHAnsi" w:cstheme="majorBidi" w:ascii="Times New Roman" w:hAnsi="Times New Roman"/>
+      <w:rFonts w:asciiTheme="majorHAnsi" w:eastAsiaTheme="majorEastAsia" w:hAnsiTheme="majorHAnsi" w:cstheme="majorBidi"/>
       <w:b/>
       <w:bCs/>
-      <w:sz w:val="22"/>
+      <w:color w:val="4F81BD" w:themeColor="accent1"/>
     </w:rPr>
   </w:style>
   <w:style w:type="paragraph" w:styleId="Heading4">
@@ -794,18 +1955,20 @@
     <w:qFormat/>
     <w:rsid w:val="00FC693F"/>
     <w:pPr>
+      <w:keepNext/>
       <w:pBdr>
         <w:bottom w:val="single" w:sz="8" w:space="4" w:color="4F81BD" w:themeColor="accent1"/>
       </w:pBdr>
-      <w:spacing w:after="300" w:line="240" w:lineRule="auto"/>
+      <w:spacing w:after="100" w:line="240" w:lineRule="auto" w:before="200"/>
       <w:contextualSpacing/>
     </w:pPr>
     <w:rPr>
-      <w:rFonts w:asciiTheme="majorHAnsi" w:eastAsiaTheme="majorEastAsia" w:hAnsiTheme="majorHAnsi" w:cstheme="majorBidi"/>
-      <w:color w:val="17365D" w:themeColor="text2" w:themeShade="BF"/>
+      <w:rFonts w:asciiTheme="majorHAnsi" w:eastAsiaTheme="majorEastAsia" w:hAnsiTheme="majorHAnsi" w:cstheme="majorBidi" w:ascii="Arial" w:hAnsi="Arial"/>
+      <w:b/>
+      <w:color w:val="17324D"/>
       <w:spacing w:val="5"/>
       <w:kern w:val="28"/>
-      <w:sz w:val="52"/>
+      <w:sz w:val="36"/>
       <w:szCs w:val="52"/>
     </w:rPr>
   </w:style>

--- a/testakten/kanzlei-allgemein-alltag/12_mandatsannahme_gwg/Handelsregisterauszug_Nordstern_Aktenvermerk.docx
+++ b/testakten/kanzlei-allgemein-alltag/12_mandatsannahme_gwg/Handelsregisterauszug_Nordstern_Aktenvermerk.docx
@@ -1209,8 +1209,9 @@
     </w:p>
     <w:sectPr>
       <w:footerReference w:type="default" r:id="rId9"/>
+      <w:headerReference w:type="default" r:id="rId10"/>
       <w:pgSz w:w="11906" w:h="16838"/>
-      <w:pgMar w:top="1247" w:right="1134" w:bottom="1020" w:left="1191" w:header="397" w:footer="397" w:gutter="0"/>
+      <w:pgMar w:top="1247" w:right="1134" w:bottom="1020" w:left="1191" w:header="680" w:footer="567" w:gutter="0"/>
       <w:cols w:space="720"/>
       <w:docGrid w:linePitch="360"/>
     </w:sectPr>
@@ -1222,24 +1223,84 @@
 <w:ftr xmlns:m="http://schemas.openxmlformats.org/officeDocument/2006/math" xmlns:mc="http://schemas.openxmlformats.org/markup-compatibility/2006" xmlns:mo="http://schemas.microsoft.com/office/mac/office/2008/main" xmlns:mv="urn:schemas-microsoft-com:mac:vml" xmlns:o="urn:schemas-microsoft-com:office:office" xmlns:r="http://schemas.openxmlformats.org/officeDocument/2006/relationships" xmlns:v="urn:schemas-microsoft-com:vml" xmlns:w10="urn:schemas-microsoft-com:office:word" xmlns:w14="http://schemas.microsoft.com/office/word/2010/wordml" xmlns:w="http://schemas.openxmlformats.org/wordprocessingml/2006/main" xmlns:wne="http://schemas.microsoft.com/office/word/2006/wordml" xmlns:wp14="http://schemas.microsoft.com/office/word/2010/wordprocessingDrawing" xmlns:wp="http://schemas.openxmlformats.org/drawingml/2006/wordprocessingDrawing" xmlns:wpc="http://schemas.microsoft.com/office/word/2010/wordprocessingCanvas" xmlns:wpg="http://schemas.microsoft.com/office/word/2010/wordprocessingGroup" xmlns:wpi="http://schemas.microsoft.com/office/word/2010/wordprocessingInk" xmlns:wps="http://schemas.microsoft.com/office/word/2010/wordprocessingShape" mc:Ignorable="w14 wp14">
   <w:p>
     <w:pPr>
-      <w:jc w:val="center"/>
+      <w:tabs>
+        <w:tab w:pos="9071" w:val="right"/>
+      </w:tabs>
+      <w:jc w:val="left"/>
     </w:pPr>
     <w:r>
       <w:rPr>
-        <w:color w:val="59636B"/>
+        <w:rFonts w:ascii="Times New Roman" w:hAnsi="Times New Roman"/>
+        <w:color w:val="6B6B66"/>
         <w:sz w:val="16"/>
       </w:rPr>
-      <w:t xml:space="preserve">AMTSGERICHT CHARLOTTENBURG · HRB 998877 B · Seite </w:t>
     </w:r>
     <w:r>
+      <w:rPr>
+        <w:rFonts w:ascii="Times New Roman" w:hAnsi="Times New Roman"/>
+        <w:color w:val="6B6B66"/>
+        <w:sz w:val="16"/>
+      </w:rPr>
+      <w:t>Nordstern Projekt UG</w:t>
+    </w:r>
+    <w:r>
+      <w:rPr>
+        <w:rFonts w:ascii="Times New Roman" w:hAnsi="Times New Roman"/>
+        <w:color w:val="6B6B66"/>
+        <w:sz w:val="16"/>
+      </w:rPr>
+      <w:tab/>
+      <w:t xml:space="preserve">Seite </w:t>
+    </w:r>
+    <w:r>
+      <w:rPr>
+        <w:rFonts w:ascii="Times New Roman" w:hAnsi="Times New Roman"/>
+        <w:color w:val="6B6B66"/>
+        <w:sz w:val="16"/>
+      </w:rPr>
       <w:fldChar w:fldCharType="begin"/>
       <w:instrText xml:space="preserve"> PAGE </w:instrText>
-      <w:fldChar w:fldCharType="separate"/>
-      <w:t>1</w:t>
       <w:fldChar w:fldCharType="end"/>
     </w:r>
   </w:p>
 </w:ftr>
+</file>
+
+<file path=word/header1.xml><?xml version="1.0" encoding="utf-8"?>
+<w:hdr xmlns:m="http://schemas.openxmlformats.org/officeDocument/2006/math" xmlns:mc="http://schemas.openxmlformats.org/markup-compatibility/2006" xmlns:mo="http://schemas.microsoft.com/office/mac/office/2008/main" xmlns:mv="urn:schemas-microsoft-com:mac:vml" xmlns:o="urn:schemas-microsoft-com:office:office" xmlns:r="http://schemas.openxmlformats.org/officeDocument/2006/relationships" xmlns:v="urn:schemas-microsoft-com:vml" xmlns:w10="urn:schemas-microsoft-com:office:word" xmlns:w14="http://schemas.microsoft.com/office/word/2010/wordml" xmlns:w="http://schemas.openxmlformats.org/wordprocessingml/2006/main" xmlns:wne="http://schemas.microsoft.com/office/word/2006/wordml" xmlns:wp14="http://schemas.microsoft.com/office/word/2010/wordprocessingDrawing" xmlns:wp="http://schemas.openxmlformats.org/drawingml/2006/wordprocessingDrawing" xmlns:wpc="http://schemas.microsoft.com/office/word/2010/wordprocessingCanvas" xmlns:wpg="http://schemas.microsoft.com/office/word/2010/wordprocessingGroup" xmlns:wpi="http://schemas.microsoft.com/office/word/2010/wordprocessingInk" xmlns:wps="http://schemas.microsoft.com/office/word/2010/wordprocessingShape" mc:Ignorable="w14 wp14">
+  <w:p>
+    <w:pPr>
+      <w:pStyle w:val="Header"/>
+      <w:jc w:val="left"/>
+    </w:pPr>
+    <w:r/>
+    <w:r>
+      <w:rPr>
+        <w:rFonts w:ascii="Times New Roman" w:hAnsi="Times New Roman"/>
+        <w:b/>
+        <w:color w:val="1F3864"/>
+        <w:sz w:val="24"/>
+      </w:rPr>
+      <w:t>Nordstern Projekt UG</w:t>
+    </w:r>
+  </w:p>
+  <w:p>
+    <w:pPr>
+      <w:jc w:val="left"/>
+      <w:pBdr>
+        <w:bottom w:val="single" w:sz="6" w:space="2" w:color="1F3864"/>
+      </w:pBdr>
+    </w:pPr>
+    <w:r>
+      <w:rPr>
+        <w:rFonts w:ascii="Times New Roman" w:hAnsi="Times New Roman"/>
+        <w:color w:val="6B6B66"/>
+        <w:sz w:val="16"/>
+      </w:rPr>
+      <w:t>Unternehmen</w:t>
+    </w:r>
+  </w:p>
+</w:hdr>
 </file>
 
 <file path=word/numbering.xml><?xml version="1.0" encoding="utf-8"?>
